--- a/baitap/010.docx
+++ b/baitap/010.docx
@@ -9,6 +9,13 @@
           <w:bCs/>
         </w:rPr>
       </w:pPr>
+      <w:r>
+        <w:rPr>
+          <w:b/>
+          <w:bCs/>
+        </w:rPr>
+        <w:t xml:space="preserve"> </w:t>
+      </w:r>
       <w:r>
         <w:rPr>
           <w:b/>
@@ -38,7 +45,7 @@
     <w:p>
       <w:r>
         <w:pict w14:anchorId="0B540462">
-          <v:rect id="_x0000_i1145" style="width:0;height:1.5pt" o:hralign="center" o:hrstd="t" o:hr="t" fillcolor="#a0a0a0" stroked="f"/>
+          <v:rect id="_x0000_i1025" style="width:0;height:1.5pt" o:hralign="center" o:hrstd="t" o:hr="t" fillcolor="#a0a0a0" stroked="f"/>
         </w:pict>
       </w:r>
     </w:p>
@@ -175,7 +182,7 @@
     <w:p>
       <w:r>
         <w:pict w14:anchorId="3138C984">
-          <v:rect id="_x0000_i1146" style="width:0;height:1.5pt" o:hralign="center" o:hrstd="t" o:hr="t" fillcolor="#a0a0a0" stroked="f"/>
+          <v:rect id="_x0000_i1026" style="width:0;height:1.5pt" o:hralign="center" o:hrstd="t" o:hr="t" fillcolor="#a0a0a0" stroked="f"/>
         </w:pict>
       </w:r>
     </w:p>
@@ -459,7 +466,7 @@
     <w:p>
       <w:r>
         <w:pict w14:anchorId="6A97A358">
-          <v:rect id="_x0000_i1147" style="width:0;height:1.5pt" o:hralign="center" o:hrstd="t" o:hr="t" fillcolor="#a0a0a0" stroked="f"/>
+          <v:rect id="_x0000_i1027" style="width:0;height:1.5pt" o:hralign="center" o:hrstd="t" o:hr="t" fillcolor="#a0a0a0" stroked="f"/>
         </w:pict>
       </w:r>
     </w:p>
@@ -642,7 +649,7 @@
     <w:p>
       <w:r>
         <w:pict w14:anchorId="5662515E">
-          <v:rect id="_x0000_i1148" style="width:0;height:1.5pt" o:hralign="center" o:hrstd="t" o:hr="t" fillcolor="#a0a0a0" stroked="f"/>
+          <v:rect id="_x0000_i1028" style="width:0;height:1.5pt" o:hralign="center" o:hrstd="t" o:hr="t" fillcolor="#a0a0a0" stroked="f"/>
         </w:pict>
       </w:r>
     </w:p>
@@ -824,7 +831,7 @@
     <w:p>
       <w:r>
         <w:pict w14:anchorId="14D85A4B">
-          <v:rect id="_x0000_i1149" style="width:0;height:1.5pt" o:hralign="center" o:hrstd="t" o:hr="t" fillcolor="#a0a0a0" stroked="f"/>
+          <v:rect id="_x0000_i1029" style="width:0;height:1.5pt" o:hralign="center" o:hrstd="t" o:hr="t" fillcolor="#a0a0a0" stroked="f"/>
         </w:pict>
       </w:r>
     </w:p>
@@ -1012,7 +1019,7 @@
     <w:p>
       <w:r>
         <w:pict w14:anchorId="4B0CAC3D">
-          <v:rect id="_x0000_i1150" style="width:0;height:1.5pt" o:hralign="center" o:hrstd="t" o:hr="t" fillcolor="#a0a0a0" stroked="f"/>
+          <v:rect id="_x0000_i1030" style="width:0;height:1.5pt" o:hralign="center" o:hrstd="t" o:hr="t" fillcolor="#a0a0a0" stroked="f"/>
         </w:pict>
       </w:r>
     </w:p>
@@ -1145,7 +1152,7 @@
     <w:p>
       <w:r>
         <w:pict w14:anchorId="40387474">
-          <v:rect id="_x0000_i1151" style="width:0;height:1.5pt" o:hralign="center" o:hrstd="t" o:hr="t" fillcolor="#a0a0a0" stroked="f"/>
+          <v:rect id="_x0000_i1031" style="width:0;height:1.5pt" o:hralign="center" o:hrstd="t" o:hr="t" fillcolor="#a0a0a0" stroked="f"/>
         </w:pict>
       </w:r>
     </w:p>
@@ -1291,7 +1298,7 @@
     <w:p>
       <w:r>
         <w:pict w14:anchorId="50D86D3E">
-          <v:rect id="_x0000_i1152" style="width:0;height:1.5pt" o:hralign="center" o:hrstd="t" o:hr="t" fillcolor="#a0a0a0" stroked="f"/>
+          <v:rect id="_x0000_i1032" style="width:0;height:1.5pt" o:hralign="center" o:hrstd="t" o:hr="t" fillcolor="#a0a0a0" stroked="f"/>
         </w:pict>
       </w:r>
     </w:p>
@@ -1438,7 +1445,7 @@
     <w:p>
       <w:r>
         <w:pict w14:anchorId="19E3BAF8">
-          <v:rect id="_x0000_i1153" style="width:0;height:1.5pt" o:hralign="center" o:hrstd="t" o:hr="t" fillcolor="#a0a0a0" stroked="f"/>
+          <v:rect id="_x0000_i1033" style="width:0;height:1.5pt" o:hralign="center" o:hrstd="t" o:hr="t" fillcolor="#a0a0a0" stroked="f"/>
         </w:pict>
       </w:r>
     </w:p>
@@ -1621,7 +1628,7 @@
     <w:p>
       <w:r>
         <w:pict w14:anchorId="50886E98">
-          <v:rect id="_x0000_i1154" style="width:0;height:1.5pt" o:hralign="center" o:hrstd="t" o:hr="t" fillcolor="#a0a0a0" stroked="f"/>
+          <v:rect id="_x0000_i1034" style="width:0;height:1.5pt" o:hralign="center" o:hrstd="t" o:hr="t" fillcolor="#a0a0a0" stroked="f"/>
         </w:pict>
       </w:r>
     </w:p>
@@ -1804,7 +1811,7 @@
     <w:p>
       <w:r>
         <w:pict w14:anchorId="1D07A765">
-          <v:rect id="_x0000_i1155" style="width:0;height:1.5pt" o:hralign="center" o:hrstd="t" o:hr="t" fillcolor="#a0a0a0" stroked="f"/>
+          <v:rect id="_x0000_i1035" style="width:0;height:1.5pt" o:hralign="center" o:hrstd="t" o:hr="t" fillcolor="#a0a0a0" stroked="f"/>
         </w:pict>
       </w:r>
     </w:p>
@@ -1951,7 +1958,7 @@
     <w:p>
       <w:r>
         <w:pict w14:anchorId="49AD8FEE">
-          <v:rect id="_x0000_i1156" style="width:0;height:1.5pt" o:hralign="center" o:hrstd="t" o:hr="t" fillcolor="#a0a0a0" stroked="f"/>
+          <v:rect id="_x0000_i1036" style="width:0;height:1.5pt" o:hralign="center" o:hrstd="t" o:hr="t" fillcolor="#a0a0a0" stroked="f"/>
         </w:pict>
       </w:r>
     </w:p>
@@ -2084,7 +2091,7 @@
       <w:r>
         <w:lastRenderedPageBreak/>
         <w:pict w14:anchorId="227766D1">
-          <v:rect id="_x0000_i1157" style="width:0;height:1.5pt" o:hralign="center" o:hrstd="t" o:hr="t" fillcolor="#a0a0a0" stroked="f"/>
+          <v:rect id="_x0000_i1037" style="width:0;height:1.5pt" o:hralign="center" o:hrstd="t" o:hr="t" fillcolor="#a0a0a0" stroked="f"/>
         </w:pict>
       </w:r>
     </w:p>
@@ -2216,7 +2223,7 @@
     <w:p>
       <w:r>
         <w:pict w14:anchorId="59B03318">
-          <v:rect id="_x0000_i1158" style="width:0;height:1.5pt" o:hralign="center" o:hrstd="t" o:hr="t" fillcolor="#a0a0a0" stroked="f"/>
+          <v:rect id="_x0000_i1038" style="width:0;height:1.5pt" o:hralign="center" o:hrstd="t" o:hr="t" fillcolor="#a0a0a0" stroked="f"/>
         </w:pict>
       </w:r>
     </w:p>
@@ -2348,7 +2355,7 @@
     <w:p>
       <w:r>
         <w:pict w14:anchorId="57A51162">
-          <v:rect id="_x0000_i1159" style="width:0;height:1.5pt" o:hralign="center" o:hrstd="t" o:hr="t" fillcolor="#a0a0a0" stroked="f"/>
+          <v:rect id="_x0000_i1039" style="width:0;height:1.5pt" o:hralign="center" o:hrstd="t" o:hr="t" fillcolor="#a0a0a0" stroked="f"/>
         </w:pict>
       </w:r>
     </w:p>
@@ -2481,7 +2488,7 @@
     <w:p>
       <w:r>
         <w:pict w14:anchorId="7298CB7E">
-          <v:rect id="_x0000_i1160" style="width:0;height:1.5pt" o:hralign="center" o:hrstd="t" o:hr="t" fillcolor="#a0a0a0" stroked="f"/>
+          <v:rect id="_x0000_i1040" style="width:0;height:1.5pt" o:hralign="center" o:hrstd="t" o:hr="t" fillcolor="#a0a0a0" stroked="f"/>
         </w:pict>
       </w:r>
     </w:p>
@@ -2613,7 +2620,7 @@
     <w:p>
       <w:r>
         <w:pict w14:anchorId="6AC39A61">
-          <v:rect id="_x0000_i1161" style="width:0;height:1.5pt" o:hralign="center" o:hrstd="t" o:hr="t" fillcolor="#a0a0a0" stroked="f"/>
+          <v:rect id="_x0000_i1041" style="width:0;height:1.5pt" o:hralign="center" o:hrstd="t" o:hr="t" fillcolor="#a0a0a0" stroked="f"/>
         </w:pict>
       </w:r>
     </w:p>
@@ -2746,7 +2753,7 @@
     <w:p>
       <w:r>
         <w:pict w14:anchorId="6D0673F2">
-          <v:rect id="_x0000_i1162" style="width:0;height:1.5pt" o:hralign="center" o:hrstd="t" o:hr="t" fillcolor="#a0a0a0" stroked="f"/>
+          <v:rect id="_x0000_i1042" style="width:0;height:1.5pt" o:hralign="center" o:hrstd="t" o:hr="t" fillcolor="#a0a0a0" stroked="f"/>
         </w:pict>
       </w:r>
     </w:p>
@@ -2883,7 +2890,7 @@
     <w:p>
       <w:r>
         <w:pict w14:anchorId="2B9AFCA8">
-          <v:rect id="_x0000_i1163" style="width:0;height:1.5pt" o:hralign="center" o:hrstd="t" o:hr="t" fillcolor="#a0a0a0" stroked="f"/>
+          <v:rect id="_x0000_i1043" style="width:0;height:1.5pt" o:hralign="center" o:hrstd="t" o:hr="t" fillcolor="#a0a0a0" stroked="f"/>
         </w:pict>
       </w:r>
     </w:p>
@@ -3016,7 +3023,7 @@
     <w:p>
       <w:r>
         <w:pict w14:anchorId="73DB88AD">
-          <v:rect id="_x0000_i1164" style="width:0;height:1.5pt" o:hralign="center" o:hrstd="t" o:hr="t" fillcolor="#a0a0a0" stroked="f"/>
+          <v:rect id="_x0000_i1044" style="width:0;height:1.5pt" o:hralign="center" o:hrstd="t" o:hr="t" fillcolor="#a0a0a0" stroked="f"/>
         </w:pict>
       </w:r>
     </w:p>
@@ -12354,6 +12361,7 @@
   <w:style w:type="character" w:default="1" w:styleId="DefaultParagraphFont">
     <w:name w:val="Default Paragraph Font"/>
     <w:uiPriority w:val="1"/>
+    <w:semiHidden/>
     <w:unhideWhenUsed/>
   </w:style>
   <w:style w:type="table" w:default="1" w:styleId="TableNormal">
